--- a/courseware/LG-ISO 14001-2015 Internal Auditor Training.docx
+++ b/courseware/LG-ISO 14001-2015 Internal Auditor Training.docx
@@ -189,7 +189,7 @@
           <w:color w:val="1F6FEB"/>
           <w:sz w:val="24"/>
         </w:rPr>
-        <w:t>Version 5.0</w:t>
+        <w:t>Version 6.0</w:t>
       </w:r>
     </w:p>
     <w:p>
@@ -608,6 +608,68 @@
           </w:p>
         </w:tc>
       </w:tr>
+      <w:tr>
+        <w:tc>
+          <w:tcPr>
+            <w:tcW w:type="dxa" w:w="2436"/>
+          </w:tcPr>
+          <w:p>
+            <w:r/>
+            <w:r>
+              <w:rPr>
+                <w:rFonts w:ascii="Arial" w:hAnsi="Arial"/>
+                <w:sz w:val="19"/>
+              </w:rPr>
+              <w:t>6.0</w:t>
+            </w:r>
+          </w:p>
+        </w:tc>
+        <w:tc>
+          <w:tcPr>
+            <w:tcW w:type="dxa" w:w="2436"/>
+          </w:tcPr>
+          <w:p>
+            <w:r/>
+            <w:r>
+              <w:rPr>
+                <w:rFonts w:ascii="Arial" w:hAnsi="Arial"/>
+                <w:sz w:val="19"/>
+              </w:rPr>
+              <w:t>17 August 2026</w:t>
+            </w:r>
+          </w:p>
+        </w:tc>
+        <w:tc>
+          <w:tcPr>
+            <w:tcW w:type="dxa" w:w="2436"/>
+          </w:tcPr>
+          <w:p>
+            <w:r/>
+            <w:r>
+              <w:rPr>
+                <w:rFonts w:ascii="Arial" w:hAnsi="Arial"/>
+                <w:sz w:val="19"/>
+              </w:rPr>
+              <w:t>Added the WSQ funding validity period (11 Apr 2025 to 10 Apr 2027) and a Funding and Eligibility section.</w:t>
+            </w:r>
+          </w:p>
+        </w:tc>
+        <w:tc>
+          <w:tcPr>
+            <w:tcW w:type="dxa" w:w="2436"/>
+          </w:tcPr>
+          <w:p>
+            <w:r/>
+            <w:r>
+              <w:rPr>
+                <w:rFonts w:ascii="Arial" w:hAnsi="Arial"/>
+                <w:sz w:val="19"/>
+              </w:rPr>
+              <w:t>Tertiary Infotech Academy</w:t>
+            </w:r>
+          </w:p>
+        </w:tc>
+      </w:tr>
     </w:tbl>
     <w:p>
       <w:r>
@@ -702,9 +764,29 @@
           <w:color w:val="333333"/>
           <w:sz w:val="21"/>
         </w:rPr>
-        <w:t>1.3 How to Use This Guide</w:t>
+        <w:t>1.3 Funding and Eligibility</w:t>
         <w:tab/>
         <w:t>4</w:t>
+      </w:r>
+    </w:p>
+    <w:p>
+      <w:pPr>
+        <w:tabs>
+          <w:tab w:pos="9072" w:val="right" w:leader="dot"/>
+        </w:tabs>
+        <w:spacing w:after="60"/>
+        <w:ind w:left="432"/>
+      </w:pPr>
+      <w:r>
+        <w:rPr>
+          <w:rFonts w:ascii="Arial" w:hAnsi="Arial"/>
+          <w:b w:val="0"/>
+          <w:color w:val="333333"/>
+          <w:sz w:val="21"/>
+        </w:rPr>
+        <w:t>1.4 How to Use This Guide</w:t>
+        <w:tab/>
+        <w:t>5</w:t>
       </w:r>
     </w:p>
     <w:p>
@@ -1962,7 +2044,104 @@
         <w:rPr>
           <w:rFonts w:ascii="Arial" w:hAnsi="Arial"/>
         </w:rPr>
-        <w:t>1.3 How to Use This Guide</w:t>
+        <w:t>1.3 Funding and Eligibility</w:t>
+      </w:r>
+    </w:p>
+    <w:p>
+      <w:pPr>
+        <w:spacing w:after="120"/>
+      </w:pPr>
+      <w:r>
+        <w:rPr>
+          <w:rFonts w:ascii="Arial" w:hAnsi="Arial"/>
+          <w:b w:val="0"/>
+          <w:color w:val="111827"/>
+          <w:sz w:val="22"/>
+        </w:rPr>
+        <w:t xml:space="preserve">Funding for this course is valid from </w:t>
+      </w:r>
+      <w:r>
+        <w:rPr>
+          <w:rFonts w:ascii="Arial" w:hAnsi="Arial"/>
+          <w:b/>
+          <w:color w:val="111827"/>
+          <w:sz w:val="22"/>
+        </w:rPr>
+        <w:t>11 Apr 2025 to 10 Apr 2027</w:t>
+      </w:r>
+      <w:r>
+        <w:rPr>
+          <w:rFonts w:ascii="Arial" w:hAnsi="Arial"/>
+          <w:b w:val="0"/>
+          <w:color w:val="111827"/>
+          <w:sz w:val="22"/>
+        </w:rPr>
+        <w:t xml:space="preserve">. To qualify for WSQ funding you must achieve a minimum </w:t>
+      </w:r>
+      <w:r>
+        <w:rPr>
+          <w:rFonts w:ascii="Arial" w:hAnsi="Arial"/>
+          <w:b/>
+          <w:color w:val="111827"/>
+          <w:sz w:val="22"/>
+        </w:rPr>
+        <w:t>75% attendance</w:t>
+      </w:r>
+      <w:r>
+        <w:rPr>
+          <w:rFonts w:ascii="Arial" w:hAnsi="Arial"/>
+          <w:b w:val="0"/>
+          <w:color w:val="111827"/>
+          <w:sz w:val="22"/>
+        </w:rPr>
+        <w:t xml:space="preserve"> on the SSG digital attendance record, be assessed </w:t>
+      </w:r>
+      <w:r>
+        <w:rPr>
+          <w:rFonts w:ascii="Arial" w:hAnsi="Arial"/>
+          <w:b/>
+          <w:color w:val="111827"/>
+          <w:sz w:val="22"/>
+        </w:rPr>
+        <w:t>Competent (C)</w:t>
+      </w:r>
+      <w:r>
+        <w:rPr>
+          <w:rFonts w:ascii="Arial" w:hAnsi="Arial"/>
+          <w:b w:val="0"/>
+          <w:color w:val="111827"/>
+          <w:sz w:val="22"/>
+        </w:rPr>
+        <w:t xml:space="preserve"> in both instruments, and complete the </w:t>
+      </w:r>
+      <w:r>
+        <w:rPr>
+          <w:rFonts w:ascii="Arial" w:hAnsi="Arial"/>
+          <w:b/>
+          <w:color w:val="111827"/>
+          <w:sz w:val="22"/>
+        </w:rPr>
+        <w:t>TRAQOM survey</w:t>
+      </w:r>
+      <w:r>
+        <w:rPr>
+          <w:rFonts w:ascii="Arial" w:hAnsi="Arial"/>
+          <w:b w:val="0"/>
+          <w:color w:val="111827"/>
+          <w:sz w:val="22"/>
+        </w:rPr>
+        <w:t xml:space="preserve"> on the LMS. Eligible individuals may use SkillsFuture Credit to offset the course fee.</w:t>
+      </w:r>
+    </w:p>
+    <w:p>
+      <w:pPr>
+        <w:pStyle w:val="Heading2"/>
+      </w:pPr>
+      <w:r>
+        <w:rPr>
+          <w:rFonts w:ascii="Arial" w:hAnsi="Arial"/>
+        </w:rPr>
+        <w:t>1.4 How to Use This Guide</w:t>
       </w:r>
     </w:p>
     <w:p>
